--- a/downloads/teacher/04 Units/Unit 04 - Environmental Design and Management - Spaces We Live In/Assessment 04.3 - Unit 4 Test.docx
+++ b/downloads/teacher/04 Units/Unit 04 - Environmental Design and Management - Spaces We Live In/Assessment 04.3 - Unit 4 Test.docx
@@ -2016,23 +2016,41 @@
       <w:r>
         <w:t xml:space="preserve">Scoring notes:</w:t>
       </w:r>
-      <w:r>
-        <w:t xml:space="preserve"> </w:t>
-      </w:r>
-      <w:r>
-        <w:t xml:space="preserve">- Items 4, 11, and 14 are the math items. Give the point for a correct answer with the work shown; give half a point for correct work with an arithmetic slip.</w:t>
-      </w:r>
-      <w:r>
-        <w:t xml:space="preserve"> </w:t>
-      </w:r>
-      <w:r>
-        <w:t xml:space="preserve">- Items 19 and 20 are the evaluate-and-justify items. A student who names a problem without a fix on item 19 gets half a point for that line.</w:t>
-      </w:r>
-      <w:r>
-        <w:t xml:space="preserve"> </w:t>
-      </w:r>
-      <w:r>
-        <w:t xml:space="preserve">- A retake uses the same key with new numbers on items 4, 11, and 14</w:t>
+    </w:p>
+    <w:p>
+      <w:pPr>
+        <w:numPr>
+          <w:ilvl w:val="0"/>
+          <w:numId w:val="1008"/>
+        </w:numPr>
+        <w:pStyle w:val="Compact"/>
+      </w:pPr>
+      <w:r>
+        <w:t xml:space="preserve">Items 4, 11, and 14 are the math items. Give the point for a correct answer with the work shown; give half a point for correct work with an arithmetic slip.</w:t>
+      </w:r>
+    </w:p>
+    <w:p>
+      <w:pPr>
+        <w:numPr>
+          <w:ilvl w:val="0"/>
+          <w:numId w:val="1008"/>
+        </w:numPr>
+        <w:pStyle w:val="Compact"/>
+      </w:pPr>
+      <w:r>
+        <w:t xml:space="preserve">Items 19 and 20 are the evaluate-and-justify items. A student who names a problem without a fix on item 19 gets half a point for that line.</w:t>
+      </w:r>
+    </w:p>
+    <w:p>
+      <w:pPr>
+        <w:numPr>
+          <w:ilvl w:val="0"/>
+          <w:numId w:val="1008"/>
+        </w:numPr>
+        <w:pStyle w:val="Compact"/>
+      </w:pPr>
+      <w:r>
+        <w:t xml:space="preserve">A retake uses the same key with new numbers on items 4, 11, and 14</w:t>
       </w:r>
       <w:r>
         <w:t xml:space="preserve"> </w:t>
@@ -2043,11 +2061,17 @@
         </w:rPr>
         <w:t xml:space="preserve">[Sal: swap 60 and 9 watts for 75 and 10; swap the subtotal $312 for $276; swap 3.5 inches for 2.75 inches].</w:t>
       </w:r>
-      <w:r>
-        <w:t xml:space="preserve"> </w:t>
-      </w:r>
-      <w:r>
-        <w:t xml:space="preserve">- ELL: the vocabulary list with translations may be used as a word bank; the written response may be in the home language and scored on content.</w:t>
+    </w:p>
+    <w:p>
+      <w:pPr>
+        <w:numPr>
+          <w:ilvl w:val="0"/>
+          <w:numId w:val="1008"/>
+        </w:numPr>
+        <w:pStyle w:val="Compact"/>
+      </w:pPr>
+      <w:r>
+        <w:t xml:space="preserve">ELL: the vocabulary list with translations may be used as a word bank; the written response may be in the home language and scored on content.</w:t>
       </w:r>
     </w:p>
     <w:sectPr>
@@ -2456,6 +2480,109 @@
       </w:pPr>
     </w:lvl>
   </w:abstractNum>
+  <w:abstractNum w:abstractNumId="991">
+    <w:nsid w:val="47261bad"/>
+    <w:multiLevelType w:val="multilevel"/>
+    <w:lvl w:ilvl="0">
+      <w:numFmt w:val="bullet"/>
+      <w:lvlText w:val="•"/>
+      <w:lvlJc w:val="left"/>
+      <w:pPr>
+        <w:tabs>
+          <w:tab w:val="num" w:pos="0"/>
+        </w:tabs>
+        <w:ind w:left="480" w:hanging="480"/>
+      </w:pPr>
+    </w:lvl>
+    <w:lvl w:ilvl="1">
+      <w:numFmt w:val="bullet"/>
+      <w:lvlText w:val="–"/>
+      <w:lvlJc w:val="left"/>
+      <w:pPr>
+        <w:tabs>
+          <w:tab w:val="num" w:pos="720"/>
+        </w:tabs>
+        <w:ind w:left="1200" w:hanging="480"/>
+      </w:pPr>
+    </w:lvl>
+    <w:lvl w:ilvl="2">
+      <w:numFmt w:val="bullet"/>
+      <w:lvlText w:val="•"/>
+      <w:lvlJc w:val="left"/>
+      <w:pPr>
+        <w:tabs>
+          <w:tab w:val="num" w:pos="1440"/>
+        </w:tabs>
+        <w:ind w:left="1920" w:hanging="480"/>
+      </w:pPr>
+    </w:lvl>
+    <w:lvl w:ilvl="3">
+      <w:numFmt w:val="bullet"/>
+      <w:lvlText w:val="–"/>
+      <w:lvlJc w:val="left"/>
+      <w:pPr>
+        <w:tabs>
+          <w:tab w:val="num" w:pos="2160"/>
+        </w:tabs>
+        <w:ind w:left="2640" w:hanging="480"/>
+      </w:pPr>
+    </w:lvl>
+    <w:lvl w:ilvl="4">
+      <w:numFmt w:val="bullet"/>
+      <w:lvlText w:val="•"/>
+      <w:lvlJc w:val="left"/>
+      <w:pPr>
+        <w:tabs>
+          <w:tab w:val="num" w:pos="2880"/>
+        </w:tabs>
+        <w:ind w:left="3360" w:hanging="480"/>
+      </w:pPr>
+    </w:lvl>
+    <w:lvl w:ilvl="5">
+      <w:numFmt w:val="bullet"/>
+      <w:lvlText w:val="–"/>
+      <w:lvlJc w:val="left"/>
+      <w:pPr>
+        <w:tabs>
+          <w:tab w:val="num" w:pos="3600"/>
+        </w:tabs>
+        <w:ind w:left="4080" w:hanging="480"/>
+      </w:pPr>
+    </w:lvl>
+    <w:lvl w:ilvl="6">
+      <w:numFmt w:val="bullet"/>
+      <w:lvlText w:val="•"/>
+      <w:lvlJc w:val="left"/>
+      <w:pPr>
+        <w:tabs>
+          <w:tab w:val="num" w:pos="4320"/>
+        </w:tabs>
+        <w:ind w:left="4800" w:hanging="480"/>
+      </w:pPr>
+    </w:lvl>
+    <w:lvl w:ilvl="7">
+      <w:numFmt w:val="bullet"/>
+      <w:lvlText w:val="–"/>
+      <w:lvlJc w:val="left"/>
+      <w:pPr>
+        <w:tabs>
+          <w:tab w:val="num" w:pos="5040"/>
+        </w:tabs>
+        <w:ind w:left="5520" w:hanging="480"/>
+      </w:pPr>
+    </w:lvl>
+    <w:lvl w:ilvl="8">
+      <w:numFmt w:val="bullet"/>
+      <w:lvlText w:val="•"/>
+      <w:lvlJc w:val="left"/>
+      <w:pPr>
+        <w:tabs>
+          <w:tab w:val="num" w:pos="5760"/>
+        </w:tabs>
+        <w:ind w:left="6240" w:hanging="480"/>
+      </w:pPr>
+    </w:lvl>
+  </w:abstractNum>
   <w:num w:numId="1000">
     <w:abstractNumId w:val="990"/>
   </w:num>
@@ -2668,6 +2795,9 @@
     <w:lvlOverride w:ilvl="8">
       <w:startOverride w:val="1"/>
     </w:lvlOverride>
+  </w:num>
+  <w:num w:numId="1008">
+    <w:abstractNumId w:val="991"/>
   </w:num>
 </w:numbering>
 </file>

--- a/downloads/teacher/04 Units/Unit 04 - Environmental Design and Management - Spaces We Live In/Assessment 04.3 - Unit 4 Test.docx
+++ b/downloads/teacher/04 Units/Unit 04 - Environmental Design and Management - Spaces We Live In/Assessment 04.3 - Unit 4 Test.docx
@@ -2050,16 +2050,7 @@
         <w:pStyle w:val="Compact"/>
       </w:pPr>
       <w:r>
-        <w:t xml:space="preserve">A retake uses the same key with new numbers on items 4, 11, and 14</w:t>
-      </w:r>
-      <w:r>
-        <w:t xml:space="preserve"> </w:t>
-      </w:r>
-      <w:r>
-        <w:rPr>
-          <w:rStyle w:val="TeacherNote"/>
-        </w:rPr>
-        <w:t xml:space="preserve">[Sal: swap 60 and 9 watts for 75 and 10; swap the subtotal $312 for $276; swap 3.5 inches for 2.75 inches].</w:t>
+        <w:t xml:space="preserve">A retake uses the same key with new numbers on items 4, 11, and 14: swap 60 and 9 watts for 75 and 10, the subtotal $312 for $276, and 3.5 inches for 2.75 inches.</w:t>
       </w:r>
     </w:p>
     <w:p>
